--- a/Suomitesti.docx
+++ b/Suomitesti.docx
@@ -252,7 +252,13 @@
         <w:pStyle w:val="Leipteksti"/>
       </w:pPr>
       <w:r>
-        <w:t>Sillä välin Elias Korpela valmistautui jo illan lähetykseen. Elias sormeili kännykkäänsä hermostuneena.</w:t>
+        <w:t xml:space="preserve">Sillä välin Elias Korpela valmistautui jo illan lähetykseen. </w:t>
+      </w:r>
+      <w:r>
+        <w:t>Hän</w:t>
+      </w:r>
+      <w:r>
+        <w:t xml:space="preserve"> sormeili kännykkäänsä hermostuneena.</w:t>
       </w:r>
     </w:p>
     <w:p>
@@ -385,9 +391,9 @@
       <w:tblLook w:val="04A0" w:firstRow="1" w:lastRow="0" w:firstColumn="1" w:lastColumn="0" w:noHBand="0" w:noVBand="1"/>
     </w:tblPr>
     <w:tblGrid>
-      <w:gridCol w:w="3057"/>
+      <w:gridCol w:w="3056"/>
       <w:gridCol w:w="2802"/>
-      <w:gridCol w:w="2928"/>
+      <w:gridCol w:w="2929"/>
     </w:tblGrid>
     <w:tr>
       <w:tc>

--- a/Suomitesti.docx
+++ b/Suomitesti.docx
@@ -284,13 +284,36 @@
       <w:r>
         <w:t>– Olet vain oma itsesi, Miksu oli neuvonut. – Äläkä hölmöile</w:t>
       </w:r>
+      <w:r>
+        <w:t>.</w:t>
+      </w:r>
     </w:p>
     <w:p>
       <w:pPr>
         <w:pStyle w:val="Leipteksti"/>
       </w:pPr>
       <w:r>
-        <w:t>– Eliasko hölmöilisi? Ennenkuulumatonta! CherryKitten oli täydentänyt.</w:t>
+        <w:t>CherryKitten ei voinut olla kikattamatta.</w:t>
+      </w:r>
+    </w:p>
+    <w:p>
+      <w:pPr>
+        <w:pStyle w:val="Leipteksti"/>
+      </w:pPr>
+      <w:r>
+        <w:t xml:space="preserve">– Eliasko hölmöilisi? Ennenkuulumatonta! </w:t>
+      </w:r>
+      <w:r>
+        <w:t>h</w:t>
+      </w:r>
+      <w:r>
+        <w:t xml:space="preserve">än </w:t>
+      </w:r>
+      <w:r>
+        <w:t>sanoi virnistäen kohti kameraa</w:t>
+      </w:r>
+      <w:r>
+        <w:t>.</w:t>
       </w:r>
     </w:p>
     <w:sectPr>
